--- a/public/3. Nghị quyết LCĐ.docx
+++ b/public/3. Nghị quyết LCĐ.docx
@@ -417,11 +417,7 @@
         </w:rPr>
       </w:pPr>
       <w:r>
-        <w:rPr>
-          <w:b/>
-          <w:color w:val="000000"/>
-        </w:rPr>
-        <w:t>1. Ưu điểm:</w:t>
+        <w:t>1. Ưu điểm: {{uu_diem}}</w:t>
       </w:r>
     </w:p>
     <w:p>
@@ -430,185 +426,12 @@
         <w:ind w:firstLine="567"/>
         <w:jc w:val="both"/>
         <w:rPr>
-          <w:color w:val="000000"/>
-        </w:rPr>
-      </w:pPr>
-      <w:r>
-        <w:rPr>
-          <w:color w:val="000000"/>
-        </w:rPr>
-        <w:t>-</w:t>
-      </w:r>
-      <w:r>
-        <w:rPr>
-          <w:color w:val="000000"/>
-        </w:rPr>
-        <w:t xml:space="preserve"> </w:t>
-      </w:r>
-      <w:r>
-        <w:rPr>
-          <w:color w:val="000000"/>
-        </w:rPr>
-        <w:t>Có phẩm chất chính trị tốt</w:t>
-      </w:r>
-      <w:r>
-        <w:rPr>
-          <w:color w:val="000000"/>
-        </w:rPr>
-        <w:t xml:space="preserve"> </w:t>
-      </w:r>
-      <w:r>
-        <w:rPr>
-          <w:color w:val="000000"/>
-        </w:rPr>
-        <w:t>l</w:t>
-      </w:r>
-      <w:r>
-        <w:rPr>
-          <w:color w:val="000000"/>
-        </w:rPr>
-        <w:t>ập trường tư tưởng vững vàng, tuyệt đối trung thành với đường lối của Đảng, tác phong đứng đắn, mẫu mực.</w:t>
-      </w:r>
-    </w:p>
-    <w:p>
-      <w:pPr>
-        <w:spacing w:after="120" w:line="312" w:lineRule="auto"/>
-        <w:ind w:firstLine="567"/>
-        <w:jc w:val="both"/>
-        <w:rPr>
-          <w:color w:val="000000"/>
-        </w:rPr>
-      </w:pPr>
-      <w:r>
-        <w:rPr>
-          <w:color w:val="000000"/>
-        </w:rPr>
-        <w:t>-</w:t>
-      </w:r>
-      <w:r>
-        <w:rPr>
-          <w:color w:val="000000"/>
-        </w:rPr>
-        <w:t xml:space="preserve">  </w:t>
-      </w:r>
-      <w:r>
-        <w:rPr>
-          <w:color w:val="000000"/>
-        </w:rPr>
-        <w:t xml:space="preserve">Có </w:t>
-      </w:r>
-      <w:r>
-        <w:rPr>
-          <w:color w:val="000000"/>
-        </w:rPr>
-        <w:t>lối sống đạo đức trong sáng, giản dị, luôn có ý thức tu dưỡng và rèn luyện đạo đức, luôn là tấm gương sáng cho các thế hệ noi theo.</w:t>
-      </w:r>
-    </w:p>
-    <w:p>
-      <w:pPr>
-        <w:spacing w:after="120" w:line="312" w:lineRule="auto"/>
-        <w:ind w:firstLine="567"/>
-        <w:jc w:val="both"/>
-        <w:rPr>
-          <w:color w:val="000000"/>
-        </w:rPr>
-      </w:pPr>
-      <w:r>
-        <w:rPr>
-          <w:color w:val="000000"/>
-        </w:rPr>
-        <w:t>-</w:t>
-      </w:r>
-      <w:r>
-        <w:rPr>
-          <w:color w:val="000000"/>
-        </w:rPr>
-        <w:t xml:space="preserve"> Có năng lực công tác tốt, luôn tích cực tham gia các hoạt động của chi Đoàn, khoa, Đoàn trường.</w:t>
-      </w:r>
-    </w:p>
-    <w:p>
-      <w:pPr>
-        <w:spacing w:after="120" w:line="312" w:lineRule="auto"/>
-        <w:ind w:firstLine="567"/>
-        <w:jc w:val="both"/>
-        <w:rPr>
-          <w:color w:val="000000"/>
-        </w:rPr>
-      </w:pPr>
-      <w:r>
-        <w:rPr>
-          <w:color w:val="000000"/>
-        </w:rPr>
-        <w:t>-</w:t>
-      </w:r>
-      <w:r>
-        <w:rPr>
-          <w:color w:val="000000"/>
-        </w:rPr>
-        <w:t xml:space="preserve">  Tính tình vui vẻ, hòa đồng, luôn giúp đỡ mọi người.</w:t>
-      </w:r>
-    </w:p>
-    <w:p>
-      <w:pPr>
-        <w:spacing w:after="120" w:line="312" w:lineRule="auto"/>
-        <w:ind w:firstLine="567"/>
-        <w:jc w:val="both"/>
-        <w:rPr>
-          <w:color w:val="000000"/>
-        </w:rPr>
-      </w:pPr>
-      <w:r>
-        <w:rPr>
-          <w:color w:val="000000"/>
-        </w:rPr>
-        <w:t>-</w:t>
-      </w:r>
-      <w:r>
-        <w:rPr>
-          <w:color w:val="000000"/>
-        </w:rPr>
-        <w:t xml:space="preserve">  Luôn có thái độ cầu thị trong việc nhìn nhận, sửa chữa, khắc phục khuyết điểm.</w:t>
-      </w:r>
-    </w:p>
-    <w:p>
-      <w:pPr>
-        <w:spacing w:after="120" w:line="312" w:lineRule="auto"/>
-        <w:ind w:firstLine="567"/>
-        <w:jc w:val="both"/>
-        <w:rPr>
           <w:b/>
           <w:color w:val="000000"/>
         </w:rPr>
       </w:pPr>
       <w:r>
-        <w:rPr>
-          <w:b/>
-          <w:color w:val="000000"/>
-        </w:rPr>
-        <w:t>2. Khuyết điểm</w:t>
-      </w:r>
-      <w:r>
-        <w:rPr>
-          <w:b/>
-          <w:color w:val="000000"/>
-        </w:rPr>
-        <w:t>:</w:t>
-      </w:r>
-    </w:p>
-    <w:p>
-      <w:pPr>
-        <w:spacing w:after="120" w:line="312" w:lineRule="auto"/>
-        <w:ind w:firstLine="567"/>
-        <w:jc w:val="both"/>
-        <w:rPr>
-          <w:color w:val="000000"/>
-        </w:rPr>
-      </w:pPr>
-      <w:r>
-        <w:rPr>
-          <w:color w:val="000000"/>
-        </w:rPr>
-        <w:t>- Không có khuyết điểm gì lớn</w:t>
+        <w:t>2. Khuyết điểm: {{khuyet_diem}}</w:t>
       </w:r>
     </w:p>
     <w:p>

--- a/public/3. Nghị quyết LCĐ.docx
+++ b/public/3. Nghị quyết LCĐ.docx
@@ -198,7 +198,19 @@
               </w:rPr>
             </w:pPr>
             <w:r>
-              <w:t xml:space="preserve">Đà Nẵng, ngày {{ngay_ky_d}} tháng {{ngay_ky_m}} năm {{ngay_ky_y}}    </w:t>
+              <w:t xml:space="preserve">Đà Nẵng, ngày </w:t>
+            </w:r>
+            <w:r>
+              <w:t xml:space="preserve">    </w:t>
+            </w:r>
+            <w:r>
+              <w:t xml:space="preserve"> tháng </w:t>
+            </w:r>
+            <w:r>
+              <w:t xml:space="preserve">    </w:t>
+            </w:r>
+            <w:r>
+              <w:t xml:space="preserve"> năm {{ngay_ky_y}}</w:t>
             </w:r>
           </w:p>
         </w:tc>
@@ -413,11 +425,15 @@
         <w:jc w:val="both"/>
         <w:rPr>
           <w:b/>
-          <w:color w:val="000000"/>
-        </w:rPr>
-      </w:pPr>
-      <w:r>
-        <w:t>1. Ưu điểm: {{uu_diem}}</w:t>
+          <w:bCs/>
+        </w:rPr>
+      </w:pPr>
+      <w:r>
+        <w:rPr>
+          <w:b/>
+          <w:bCs/>
+        </w:rPr>
+        <w:t xml:space="preserve">1. Ưu điểm: </w:t>
       </w:r>
     </w:p>
     <w:p>
@@ -426,12 +442,111 @@
         <w:ind w:firstLine="567"/>
         <w:jc w:val="both"/>
         <w:rPr>
+          <w:color w:val="000000"/>
+        </w:rPr>
+      </w:pPr>
+      <w:r>
+        <w:rPr>
+          <w:color w:val="000000"/>
+        </w:rPr>
+        <w:t>- Có phẩm chất chính trị tốt lập trường tư tưởng vững vàng, tuyệt đối trung thành với đường lối của Đảng, tác phong đứng đắn, mẫu mực.</w:t>
+      </w:r>
+    </w:p>
+    <w:p>
+      <w:pPr>
+        <w:spacing w:after="120" w:line="312" w:lineRule="auto"/>
+        <w:ind w:firstLine="567"/>
+        <w:jc w:val="both"/>
+        <w:rPr>
+          <w:color w:val="000000"/>
+        </w:rPr>
+      </w:pPr>
+      <w:r>
+        <w:rPr>
+          <w:color w:val="000000"/>
+        </w:rPr>
+        <w:t>- Có lối sống đạo đức trong sáng, giản dị, luôn có ý thức tu dưỡng và rèn luyện đạo đức, luôn là tấm gương sáng cho các thế hệ noi theo.</w:t>
+      </w:r>
+    </w:p>
+    <w:p>
+      <w:pPr>
+        <w:spacing w:after="120" w:line="312" w:lineRule="auto"/>
+        <w:ind w:firstLine="567"/>
+        <w:jc w:val="both"/>
+        <w:rPr>
+          <w:color w:val="000000"/>
+        </w:rPr>
+      </w:pPr>
+      <w:r>
+        <w:rPr>
+          <w:color w:val="000000"/>
+        </w:rPr>
+        <w:t>- Có năng lực công tác tốt, luôn tích cực tham gia các hoạt động của chi Đoàn, khoa, Đoàn trường.</w:t>
+      </w:r>
+    </w:p>
+    <w:p>
+      <w:pPr>
+        <w:spacing w:after="120" w:line="312" w:lineRule="auto"/>
+        <w:ind w:firstLine="567"/>
+        <w:jc w:val="both"/>
+        <w:rPr>
+          <w:color w:val="000000"/>
+        </w:rPr>
+      </w:pPr>
+      <w:r>
+        <w:rPr>
+          <w:color w:val="000000"/>
+        </w:rPr>
+        <w:t>- Tính tình vui vẻ, hòa đồng, luôn giúp đỡ mọi người.</w:t>
+      </w:r>
+    </w:p>
+    <w:p>
+      <w:pPr>
+        <w:spacing w:after="120" w:line="312" w:lineRule="auto"/>
+        <w:ind w:firstLine="567"/>
+        <w:jc w:val="both"/>
+        <w:rPr>
+          <w:color w:val="000000"/>
+        </w:rPr>
+      </w:pPr>
+      <w:r>
+        <w:rPr>
+          <w:color w:val="000000"/>
+        </w:rPr>
+        <w:t>- Luôn có thái độ cầu thị trong việc nhìn nhận, sửa chữa, khắc phục khuyết điểm của bản thân.</w:t>
+      </w:r>
+    </w:p>
+    <w:p>
+      <w:pPr>
+        <w:spacing w:after="120" w:line="312" w:lineRule="auto"/>
+        <w:ind w:firstLine="567"/>
+        <w:jc w:val="both"/>
+      </w:pPr>
+      <w:r>
+        <w:rPr>
           <w:b/>
-          <w:color w:val="000000"/>
-        </w:rPr>
-      </w:pPr>
-      <w:r>
-        <w:t>2. Khuyết điểm: {{khuyet_diem}}</w:t>
+          <w:bCs/>
+        </w:rPr>
+        <w:t>2. Khuyết điểm:</w:t>
+      </w:r>
+      <w:r>
+        <w:t xml:space="preserve"> </w:t>
+      </w:r>
+    </w:p>
+    <w:p>
+      <w:pPr>
+        <w:spacing w:after="120" w:line="312" w:lineRule="auto"/>
+        <w:ind w:firstLine="567"/>
+        <w:jc w:val="both"/>
+      </w:pPr>
+      <w:r>
+        <w:t xml:space="preserve">- </w:t>
+      </w:r>
+      <w:r>
+        <w:t>Không có khuyết điểm gì lớn</w:t>
+      </w:r>
+      <w:r>
+        <w:t>.</w:t>
       </w:r>
     </w:p>
     <w:p>
